--- a/Statement of Sources.docx
+++ b/Statement of Sources.docx
@@ -78,7 +78,10 @@
         <w:t>run</w:t>
       </w:r>
       <w:r>
-        <w:t xml:space="preserve"> the model. </w:t>
+        <w:t xml:space="preserve"> the model</w:t>
+      </w:r>
+      <w:r>
+        <w:t xml:space="preserve"> and stddev/mean conversions.</w:t>
       </w:r>
     </w:p>
     <w:p>
@@ -111,11 +114,9 @@
         </w:numPr>
         <w:spacing w:after="0" w:line="240" w:lineRule="auto"/>
       </w:pPr>
-      <w:proofErr w:type="spellStart"/>
       <w:r>
         <w:t>Numpy</w:t>
       </w:r>
-      <w:proofErr w:type="spellEnd"/>
     </w:p>
     <w:p>
       <w:pPr>
@@ -152,11 +153,9 @@
         </w:numPr>
         <w:spacing w:after="0" w:line="240" w:lineRule="auto"/>
       </w:pPr>
-      <w:proofErr w:type="spellStart"/>
       <w:r>
         <w:t>PyTorch</w:t>
       </w:r>
-      <w:proofErr w:type="spellEnd"/>
     </w:p>
     <w:p>
       <w:pPr>
@@ -167,11 +166,9 @@
         </w:numPr>
         <w:spacing w:after="0" w:line="240" w:lineRule="auto"/>
       </w:pPr>
-      <w:proofErr w:type="spellStart"/>
       <w:r>
         <w:t>GPyTorch</w:t>
       </w:r>
-      <w:proofErr w:type="spellEnd"/>
     </w:p>
     <w:p>
       <w:pPr>
@@ -294,19 +291,7 @@
           <w:rPr>
             <w:rStyle w:val="Hyperlink"/>
           </w:rPr>
-          <w:t>https://statisticsf</w:t>
-        </w:r>
-        <w:r>
-          <w:rPr>
-            <w:rStyle w:val="Hyperlink"/>
-          </w:rPr>
-          <w:t>u</w:t>
-        </w:r>
-        <w:r>
-          <w:rPr>
-            <w:rStyle w:val="Hyperlink"/>
-          </w:rPr>
-          <w:t>ndamentals.com/descriptive-statistics/variance/</w:t>
+          <w:t>https://statisticsfundamentals.com/descriptive-statistics/variance/</w:t>
         </w:r>
       </w:hyperlink>
     </w:p>
